--- a/en/wisdom-stories/what-changed-after-sixty.docx
+++ b/en/wisdom-stories/what-changed-after-sixty.docx
@@ -28,7 +28,7 @@
           <w:color w:val="000000"/>
           <w:sz w:val="22"/>
         </w:rPr>
-        <w:t>I asked one of my friends, who is in her 60s and approaching 70, what changes she has noticed in herself. She replied:</w:t>
+        <w:t>I asked one of my friends, who is in his 60s and approaching 70, what changes he has noticed in himself. He replied:</w:t>
       </w:r>
     </w:p>
     <w:p>
@@ -253,7 +253,7 @@
           <w:color w:val="9A7417"/>
           <w:sz w:val="22"/>
         </w:rPr>
-        <w:t xml:space="preserve">Moral: </w:t>
+        <w:t>Moral: Age teaches a person the greatest wisdom: peace is better than perfection, and understanding is better than being right.</w:t>
       </w:r>
       <w:r>
         <w:rPr>
@@ -263,7 +263,6 @@
           <w:color w:val="3F3826"/>
           <w:sz w:val="22"/>
         </w:rPr>
-        <w:t>Age teaches a person the greatest wisdom: peace is better than perfection, and understanding is better than being right.</w:t>
       </w:r>
     </w:p>
     <w:p>
